--- a/docs/modeles-candidat/armp/C2.docx
+++ b/docs/modeles-candidat/armp/C2.docx
@@ -155,6 +155,45 @@
           <w:b w:val="off"/>
           <w:sz w:val="22"/>
         </w:rPr>
+        <w:t>{{SI:B04-SE}}</w:t>
+      </w:r>
+    </w:p>
+    <w:p>
+      <w:pPr>
+        <w:spacing w:after="120"/>
+        <w:jc w:val="both"/>
+      </w:pPr>
+      <w:r>
+        <w:rPr>
+          <w:b w:val="off"/>
+          <w:sz w:val="22"/>
+        </w:rPr>
+        <w:t>[[CLAUSE À FOURNIR PAR LE JURISTE : remise électronique — voie de remise de la garantie ({{B05-GS-10}}) et code de vérification]]</w:t>
+      </w:r>
+    </w:p>
+    <w:p>
+      <w:pPr>
+        <w:spacing w:after="120"/>
+        <w:jc w:val="both"/>
+      </w:pPr>
+      <w:r>
+        <w:rPr>
+          <w:b w:val="off"/>
+          <w:sz w:val="22"/>
+        </w:rPr>
+        <w:t>{{FINSI:B04-SE}}</w:t>
+      </w:r>
+    </w:p>
+    <w:p>
+      <w:pPr>
+        <w:spacing w:after="120"/>
+        <w:jc w:val="both"/>
+      </w:pPr>
+      <w:r>
+        <w:rPr>
+          <w:b w:val="off"/>
+          <w:sz w:val="22"/>
+        </w:rPr>
         <w:t>Fait à [Lieu d’établissement de l’engagement], le [date d’établissement de l’engagement]</w:t>
       </w:r>
     </w:p>
